--- a/Nuclear_Fuel_Performance/NE533_Spring2026/Module4/Exam 4.docx
+++ b/Nuclear_Fuel_Performance/NE533_Spring2026/Module4/Exam 4.docx
@@ -123,7 +123,13 @@
         <w:rPr>
           <w:rFonts w:ascii="Times New Roman" w:hAnsi="Times New Roman" w:cs="Times New Roman"/>
         </w:rPr>
-        <w:t>400 days</w:t>
+        <w:t>5</w:t>
+      </w:r>
+      <w:r>
+        <w:rPr>
+          <w:rFonts w:ascii="Times New Roman" w:hAnsi="Times New Roman" w:cs="Times New Roman"/>
+        </w:rPr>
+        <w:t>00 days</w:t>
       </w:r>
       <w:r>
         <w:rPr>
@@ -135,7 +141,7 @@
         <w:rPr>
           <w:rFonts w:ascii="Times New Roman" w:hAnsi="Times New Roman" w:cs="Times New Roman"/>
         </w:rPr>
-        <w:t>5</w:t>
+        <w:t>6</w:t>
       </w:r>
       <w:r>
         <w:rPr>
@@ -192,7 +198,7 @@
         <w:rPr>
           <w:rFonts w:ascii="Times New Roman" w:hAnsi="Times New Roman" w:cs="Times New Roman"/>
         </w:rPr>
-        <w:t xml:space="preserve"> after this time? </w:t>
+        <w:t xml:space="preserve"> after this time?</w:t>
       </w:r>
     </w:p>
     <w:p>
@@ -216,13 +222,25 @@
         <w:rPr>
           <w:rFonts w:ascii="Times New Roman" w:hAnsi="Times New Roman" w:cs="Times New Roman"/>
         </w:rPr>
-        <w:t>8</w:t>
-      </w:r>
-      <w:r>
-        <w:rPr>
-          <w:rFonts w:ascii="Times New Roman" w:hAnsi="Times New Roman" w:cs="Times New Roman"/>
-        </w:rPr>
-        <w:t xml:space="preserve">%, what is the weight PPM of hydrogen in the cladding after one year? </w:t>
+        <w:t>4</w:t>
+      </w:r>
+      <w:r>
+        <w:rPr>
+          <w:rFonts w:ascii="Times New Roman" w:hAnsi="Times New Roman" w:cs="Times New Roman"/>
+        </w:rPr>
+        <w:t xml:space="preserve">%, what is the weight </w:t>
+      </w:r>
+      <w:r>
+        <w:rPr>
+          <w:rFonts w:ascii="Times New Roman" w:hAnsi="Times New Roman" w:cs="Times New Roman"/>
+        </w:rPr>
+        <w:t>ppm</w:t>
+      </w:r>
+      <w:r>
+        <w:rPr>
+          <w:rFonts w:ascii="Times New Roman" w:hAnsi="Times New Roman" w:cs="Times New Roman"/>
+        </w:rPr>
+        <w:t xml:space="preserve"> of hydrogen in the cladding? </w:t>
       </w:r>
       <w:r>
         <w:rPr>
@@ -231,9 +249,6 @@
         <w:t xml:space="preserve">Assume PBR = 1.56, </w:t>
       </w:r>
       <w:r>
-        <w:rPr>
-          <w:rFonts w:ascii="Times New Roman" w:hAnsi="Times New Roman" w:cs="Times New Roman"/>
-        </w:rPr>
         <w:sym w:font="Symbol" w:char="F072"/>
       </w:r>
       <w:r>
@@ -250,9 +265,6 @@
         <w:t xml:space="preserve">= 6.5 g/cc, </w:t>
       </w:r>
       <w:r>
-        <w:rPr>
-          <w:rFonts w:ascii="Times New Roman" w:hAnsi="Times New Roman" w:cs="Times New Roman"/>
-        </w:rPr>
         <w:sym w:font="Symbol" w:char="F072"/>
       </w:r>
       <w:r>
@@ -302,7 +314,7 @@
         <w:rPr>
           <w:rFonts w:ascii="Times New Roman" w:hAnsi="Times New Roman" w:cs="Times New Roman"/>
         </w:rPr>
-        <w:t>4</w:t>
+        <w:t>2</w:t>
       </w:r>
       <w:r>
         <w:rPr>
@@ -319,7 +331,6 @@
     </w:p>
     <w:p>
       <w:pPr>
-        <w:pStyle w:val="ListParagraph"/>
         <w:autoSpaceDE w:val="0"/>
         <w:autoSpaceDN w:val="0"/>
         <w:adjustRightInd w:val="0"/>
@@ -352,7 +363,7 @@
         <w:rPr>
           <w:rFonts w:ascii="Times New Roman" w:hAnsi="Times New Roman" w:cs="Times New Roman"/>
         </w:rPr>
-        <w:t>4</w:t>
+        <w:t>8</w:t>
       </w:r>
       <w:r>
         <w:rPr>
@@ -364,19 +375,7 @@
         <w:rPr>
           <w:rFonts w:ascii="Times New Roman" w:hAnsi="Times New Roman" w:cs="Times New Roman"/>
         </w:rPr>
-        <w:t xml:space="preserve">What is the </w:t>
-      </w:r>
-      <w:r>
-        <w:rPr>
-          <w:rFonts w:ascii="Times New Roman" w:hAnsi="Times New Roman" w:cs="Times New Roman"/>
-        </w:rPr>
-        <w:t>Pilling-Bedworth ratio</w:t>
-      </w:r>
-      <w:r>
-        <w:rPr>
-          <w:rFonts w:ascii="Times New Roman" w:hAnsi="Times New Roman" w:cs="Times New Roman"/>
-        </w:rPr>
-        <w:t>? What does it tell us?</w:t>
+        <w:t xml:space="preserve">Where do hydrides form in the cladding? Why? What impacts do hydrides have? </w:t>
       </w:r>
     </w:p>
     <w:p>
@@ -413,28 +412,52 @@
         <w:rPr>
           <w:rFonts w:ascii="Times New Roman" w:hAnsi="Times New Roman" w:cs="Times New Roman"/>
         </w:rPr>
-        <w:t>4</w:t>
-      </w:r>
-      <w:r>
-        <w:rPr>
-          <w:rFonts w:ascii="Times New Roman" w:hAnsi="Times New Roman" w:cs="Times New Roman"/>
-        </w:rPr>
-        <w:t xml:space="preserve"> pts) </w:t>
-      </w:r>
-      <w:r>
-        <w:rPr>
-          <w:rFonts w:ascii="Times New Roman" w:hAnsi="Times New Roman" w:cs="Times New Roman"/>
-        </w:rPr>
-        <w:t xml:space="preserve">Where do hydrides form in the cladding? Why? What impacts do hydrides have? </w:t>
-      </w:r>
-    </w:p>
-    <w:p>
-      <w:pPr>
+        <w:t>2</w:t>
+      </w:r>
+      <w:r>
+        <w:rPr>
+          <w:rFonts w:ascii="Times New Roman" w:hAnsi="Times New Roman" w:cs="Times New Roman"/>
+        </w:rPr>
+        <w:t xml:space="preserve"> pts) What is </w:t>
+      </w:r>
+      <w:proofErr w:type="gramStart"/>
+      <w:r>
+        <w:rPr>
+          <w:rFonts w:ascii="Times New Roman" w:hAnsi="Times New Roman" w:cs="Times New Roman"/>
+        </w:rPr>
+        <w:t>a</w:t>
+      </w:r>
+      <w:proofErr w:type="gramEnd"/>
+      <w:r>
+        <w:rPr>
+          <w:rFonts w:ascii="Times New Roman" w:hAnsi="Times New Roman" w:cs="Times New Roman"/>
+        </w:rPr>
+        <w:t xml:space="preserve"> RIA? What is a typical RIA in a PWR or BWR. Describe what happens during </w:t>
+      </w:r>
+      <w:proofErr w:type="gramStart"/>
+      <w:r>
+        <w:rPr>
+          <w:rFonts w:ascii="Times New Roman" w:hAnsi="Times New Roman" w:cs="Times New Roman"/>
+        </w:rPr>
+        <w:t>a</w:t>
+      </w:r>
+      <w:proofErr w:type="gramEnd"/>
+      <w:r>
+        <w:rPr>
+          <w:rFonts w:ascii="Times New Roman" w:hAnsi="Times New Roman" w:cs="Times New Roman"/>
+        </w:rPr>
+        <w:t xml:space="preserve"> RIA. </w:t>
+      </w:r>
+    </w:p>
+    <w:p>
+      <w:pPr>
+        <w:pStyle w:val="ListParagraph"/>
         <w:autoSpaceDE w:val="0"/>
         <w:autoSpaceDN w:val="0"/>
         <w:adjustRightInd w:val="0"/>
         <w:rPr>
           <w:rFonts w:ascii="Times New Roman" w:hAnsi="Times New Roman" w:cs="Times New Roman"/>
+          <w:color w:val="000000" w:themeColor="text1"/>
         </w:rPr>
       </w:pPr>
     </w:p>
@@ -450,30 +473,63 @@
         <w:adjustRightInd w:val="0"/>
         <w:rPr>
           <w:rFonts w:ascii="Times New Roman" w:hAnsi="Times New Roman" w:cs="Times New Roman"/>
-        </w:rPr>
-      </w:pPr>
-      <w:r>
-        <w:rPr>
-          <w:rFonts w:ascii="Times New Roman" w:hAnsi="Times New Roman" w:cs="Times New Roman"/>
-        </w:rPr>
-        <w:t>(1</w:t>
-      </w:r>
-      <w:r>
-        <w:rPr>
-          <w:rFonts w:ascii="Times New Roman" w:hAnsi="Times New Roman" w:cs="Times New Roman"/>
-        </w:rPr>
-        <w:t>4</w:t>
-      </w:r>
-      <w:r>
-        <w:rPr>
-          <w:rFonts w:ascii="Times New Roman" w:hAnsi="Times New Roman" w:cs="Times New Roman"/>
-        </w:rPr>
-        <w:t xml:space="preserve"> pts) What is </w:t>
+          <w:color w:val="000000" w:themeColor="text1"/>
+        </w:rPr>
+      </w:pPr>
+      <w:r>
+        <w:rPr>
+          <w:rFonts w:ascii="Times New Roman" w:hAnsi="Times New Roman" w:cs="Times New Roman"/>
+          <w:color w:val="000000" w:themeColor="text1"/>
+        </w:rPr>
+        <w:t>(</w:t>
+      </w:r>
+      <w:r>
+        <w:rPr>
+          <w:rFonts w:ascii="Times New Roman" w:hAnsi="Times New Roman" w:cs="Times New Roman"/>
+          <w:color w:val="000000" w:themeColor="text1"/>
+        </w:rPr>
+        <w:t>1</w:t>
+      </w:r>
+      <w:r>
+        <w:rPr>
+          <w:rFonts w:ascii="Times New Roman" w:hAnsi="Times New Roman" w:cs="Times New Roman"/>
+          <w:color w:val="000000" w:themeColor="text1"/>
+        </w:rPr>
+        <w:t>2</w:t>
+      </w:r>
+      <w:r>
+        <w:rPr>
+          <w:rFonts w:ascii="Times New Roman" w:hAnsi="Times New Roman" w:cs="Times New Roman"/>
+          <w:color w:val="000000" w:themeColor="text1"/>
+        </w:rPr>
+        <w:t xml:space="preserve"> pts)</w:t>
+      </w:r>
+      <w:r>
+        <w:rPr>
+          <w:rFonts w:ascii="Times New Roman" w:hAnsi="Times New Roman" w:cs="Times New Roman"/>
+          <w:color w:val="000000" w:themeColor="text1"/>
+        </w:rPr>
+        <w:t xml:space="preserve"> What is a LOCA? </w:t>
+      </w:r>
+      <w:r>
+        <w:rPr>
+          <w:rFonts w:ascii="Times New Roman" w:hAnsi="Times New Roman" w:cs="Times New Roman"/>
+          <w:color w:val="000000" w:themeColor="text1"/>
+        </w:rPr>
+        <w:t xml:space="preserve">Describe the impacts of a LOCA. </w:t>
+      </w:r>
+      <w:r>
+        <w:rPr>
+          <w:rFonts w:ascii="Times New Roman" w:hAnsi="Times New Roman" w:cs="Times New Roman"/>
+          <w:color w:val="000000" w:themeColor="text1"/>
+        </w:rPr>
+        <w:t xml:space="preserve">How is it different than </w:t>
       </w:r>
       <w:proofErr w:type="gramStart"/>
       <w:r>
         <w:rPr>
           <w:rFonts w:ascii="Times New Roman" w:hAnsi="Times New Roman" w:cs="Times New Roman"/>
+          <w:color w:val="000000" w:themeColor="text1"/>
         </w:rPr>
         <w:t>a</w:t>
       </w:r>
@@ -481,22 +537,16 @@
       <w:r>
         <w:rPr>
           <w:rFonts w:ascii="Times New Roman" w:hAnsi="Times New Roman" w:cs="Times New Roman"/>
-        </w:rPr>
-        <w:t xml:space="preserve"> RIA? What is a typical RIA in a PWR or BWR. Describe what happens during </w:t>
-      </w:r>
-      <w:proofErr w:type="gramStart"/>
-      <w:r>
-        <w:rPr>
-          <w:rFonts w:ascii="Times New Roman" w:hAnsi="Times New Roman" w:cs="Times New Roman"/>
-        </w:rPr>
-        <w:t>a</w:t>
-      </w:r>
-      <w:proofErr w:type="gramEnd"/>
-      <w:r>
-        <w:rPr>
-          <w:rFonts w:ascii="Times New Roman" w:hAnsi="Times New Roman" w:cs="Times New Roman"/>
-        </w:rPr>
-        <w:t xml:space="preserve"> RIA. </w:t>
+          <w:color w:val="000000" w:themeColor="text1"/>
+        </w:rPr>
+        <w:t xml:space="preserve"> RIA?</w:t>
+      </w:r>
+      <w:r>
+        <w:rPr>
+          <w:rFonts w:ascii="Times New Roman" w:hAnsi="Times New Roman" w:cs="Times New Roman"/>
+          <w:color w:val="000000" w:themeColor="text1"/>
+        </w:rPr>
+        <w:t xml:space="preserve"> </w:t>
       </w:r>
     </w:p>
     <w:p>
@@ -538,13 +588,6 @@
           <w:rFonts w:ascii="Times New Roman" w:hAnsi="Times New Roman" w:cs="Times New Roman"/>
           <w:color w:val="000000" w:themeColor="text1"/>
         </w:rPr>
-        <w:t>1</w:t>
-      </w:r>
-      <w:r>
-        <w:rPr>
-          <w:rFonts w:ascii="Times New Roman" w:hAnsi="Times New Roman" w:cs="Times New Roman"/>
-          <w:color w:val="000000" w:themeColor="text1"/>
-        </w:rPr>
         <w:t>4</w:t>
       </w:r>
       <w:r>
@@ -552,62 +595,14 @@
           <w:rFonts w:ascii="Times New Roman" w:hAnsi="Times New Roman" w:cs="Times New Roman"/>
           <w:color w:val="000000" w:themeColor="text1"/>
         </w:rPr>
-        <w:t xml:space="preserve"> pts)</w:t>
-      </w:r>
-      <w:r>
-        <w:rPr>
-          <w:rFonts w:ascii="Times New Roman" w:hAnsi="Times New Roman" w:cs="Times New Roman"/>
-          <w:color w:val="000000" w:themeColor="text1"/>
-        </w:rPr>
-        <w:t xml:space="preserve"> What is a LOCA? </w:t>
-      </w:r>
-      <w:r>
-        <w:rPr>
-          <w:rFonts w:ascii="Times New Roman" w:hAnsi="Times New Roman" w:cs="Times New Roman"/>
-          <w:color w:val="000000" w:themeColor="text1"/>
-        </w:rPr>
-        <w:t xml:space="preserve">Describe the impacts of a LOCA. </w:t>
-      </w:r>
-      <w:r>
-        <w:rPr>
-          <w:rFonts w:ascii="Times New Roman" w:hAnsi="Times New Roman" w:cs="Times New Roman"/>
-          <w:color w:val="000000" w:themeColor="text1"/>
-        </w:rPr>
-        <w:t xml:space="preserve">How is it different than </w:t>
-      </w:r>
-      <w:proofErr w:type="gramStart"/>
-      <w:r>
-        <w:rPr>
-          <w:rFonts w:ascii="Times New Roman" w:hAnsi="Times New Roman" w:cs="Times New Roman"/>
-          <w:color w:val="000000" w:themeColor="text1"/>
-        </w:rPr>
-        <w:t>a</w:t>
-      </w:r>
-      <w:proofErr w:type="gramEnd"/>
-      <w:r>
-        <w:rPr>
-          <w:rFonts w:ascii="Times New Roman" w:hAnsi="Times New Roman" w:cs="Times New Roman"/>
-          <w:color w:val="000000" w:themeColor="text1"/>
-        </w:rPr>
-        <w:t xml:space="preserve"> RIA?</w:t>
-      </w:r>
-      <w:r>
-        <w:rPr>
-          <w:rFonts w:ascii="Times New Roman" w:hAnsi="Times New Roman" w:cs="Times New Roman"/>
-          <w:color w:val="000000" w:themeColor="text1"/>
-        </w:rPr>
-        <w:t xml:space="preserve"> </w:t>
-      </w:r>
-    </w:p>
-    <w:p>
-      <w:pPr>
-        <w:pStyle w:val="ListParagraph"/>
-        <w:autoSpaceDE w:val="0"/>
-        <w:autoSpaceDN w:val="0"/>
-        <w:adjustRightInd w:val="0"/>
-        <w:rPr>
-          <w:rFonts w:ascii="Times New Roman" w:hAnsi="Times New Roman" w:cs="Times New Roman"/>
-          <w:color w:val="000000" w:themeColor="text1"/>
+        <w:t xml:space="preserve"> pts) How does burnup impact the type of failure and the failure probability during an accident?</w:t>
+      </w:r>
+    </w:p>
+    <w:p>
+      <w:pPr>
+        <w:pStyle w:val="ListParagraph"/>
+        <w:rPr>
+          <w:rFonts w:ascii="Times New Roman" w:hAnsi="Times New Roman" w:cs="Times New Roman"/>
         </w:rPr>
       </w:pPr>
     </w:p>
@@ -629,30 +624,46 @@
       <w:r>
         <w:rPr>
           <w:rFonts w:ascii="Times New Roman" w:hAnsi="Times New Roman" w:cs="Times New Roman"/>
-          <w:color w:val="000000" w:themeColor="text1"/>
         </w:rPr>
         <w:t>(</w:t>
       </w:r>
       <w:r>
         <w:rPr>
           <w:rFonts w:ascii="Times New Roman" w:hAnsi="Times New Roman" w:cs="Times New Roman"/>
-          <w:color w:val="000000" w:themeColor="text1"/>
-        </w:rPr>
-        <w:t>5</w:t>
-      </w:r>
-      <w:r>
-        <w:rPr>
-          <w:rFonts w:ascii="Times New Roman" w:hAnsi="Times New Roman" w:cs="Times New Roman"/>
-          <w:color w:val="000000" w:themeColor="text1"/>
-        </w:rPr>
-        <w:t xml:space="preserve"> pts) How does burnup impact the type of failure and the failure probability during an accident?</w:t>
-      </w:r>
-    </w:p>
-    <w:p>
-      <w:pPr>
-        <w:pStyle w:val="ListParagraph"/>
-        <w:rPr>
-          <w:rFonts w:ascii="Times New Roman" w:hAnsi="Times New Roman" w:cs="Times New Roman"/>
+        </w:rPr>
+        <w:t>6</w:t>
+      </w:r>
+      <w:r>
+        <w:rPr>
+          <w:rFonts w:ascii="Times New Roman" w:hAnsi="Times New Roman" w:cs="Times New Roman"/>
+        </w:rPr>
+        <w:t xml:space="preserve"> pts) </w:t>
+      </w:r>
+      <w:r>
+        <w:rPr>
+          <w:rFonts w:ascii="Times New Roman" w:hAnsi="Times New Roman" w:cs="Times New Roman"/>
+        </w:rPr>
+        <w:t xml:space="preserve">What are </w:t>
+      </w:r>
+      <w:r>
+        <w:rPr>
+          <w:rFonts w:ascii="Times New Roman" w:hAnsi="Times New Roman" w:cs="Times New Roman"/>
+        </w:rPr>
+        <w:t>the four</w:t>
+      </w:r>
+      <w:r>
+        <w:rPr>
+          <w:rFonts w:ascii="Times New Roman" w:hAnsi="Times New Roman" w:cs="Times New Roman"/>
+        </w:rPr>
+        <w:t xml:space="preserve"> pathways to make the fuel/cladding system more accident tolerant? </w:t>
+      </w:r>
+    </w:p>
+    <w:p>
+      <w:pPr>
+        <w:pStyle w:val="ListParagraph"/>
+        <w:rPr>
+          <w:rFonts w:ascii="Times New Roman" w:hAnsi="Times New Roman" w:cs="Times New Roman"/>
+          <w:color w:val="000000" w:themeColor="text1"/>
         </w:rPr>
       </w:pPr>
     </w:p>
@@ -674,38 +685,9 @@
       <w:r>
         <w:rPr>
           <w:rFonts w:ascii="Times New Roman" w:hAnsi="Times New Roman" w:cs="Times New Roman"/>
-        </w:rPr>
-        <w:t>(</w:t>
-      </w:r>
-      <w:r>
-        <w:rPr>
-          <w:rFonts w:ascii="Times New Roman" w:hAnsi="Times New Roman" w:cs="Times New Roman"/>
-        </w:rPr>
-        <w:t>8</w:t>
-      </w:r>
-      <w:r>
-        <w:rPr>
-          <w:rFonts w:ascii="Times New Roman" w:hAnsi="Times New Roman" w:cs="Times New Roman"/>
-        </w:rPr>
-        <w:t xml:space="preserve"> pts) </w:t>
-      </w:r>
-      <w:r>
-        <w:rPr>
-          <w:rFonts w:ascii="Times New Roman" w:hAnsi="Times New Roman" w:cs="Times New Roman"/>
-        </w:rPr>
-        <w:t xml:space="preserve">What are </w:t>
-      </w:r>
-      <w:r>
-        <w:rPr>
-          <w:rFonts w:ascii="Times New Roman" w:hAnsi="Times New Roman" w:cs="Times New Roman"/>
-        </w:rPr>
-        <w:t>the four</w:t>
-      </w:r>
-      <w:r>
-        <w:rPr>
-          <w:rFonts w:ascii="Times New Roman" w:hAnsi="Times New Roman" w:cs="Times New Roman"/>
-        </w:rPr>
-        <w:t xml:space="preserve"> pathways to make the fuel/cladding system more accident tolerant? Provide an ATF option being considered that targets one of these pathways. </w:t>
+          <w:color w:val="000000" w:themeColor="text1"/>
+        </w:rPr>
+        <w:t xml:space="preserve">(6 pts) List one near-term ATF concept and why it is of interest. </w:t>
       </w:r>
     </w:p>
     <w:p>
@@ -878,6 +860,75 @@
         </w:rPr>
         <w:t>(6 pts) List two water chemistry controls that have been implemented in LWRs, including why they were implemented.</w:t>
       </w:r>
+    </w:p>
+    <w:p>
+      <w:pPr>
+        <w:rPr>
+          <w:rFonts w:ascii="Times New Roman" w:hAnsi="Times New Roman" w:cs="Times New Roman"/>
+          <w:color w:val="000000" w:themeColor="text1"/>
+        </w:rPr>
+      </w:pPr>
+    </w:p>
+    <w:p>
+      <w:pPr>
+        <w:pStyle w:val="ListParagraph"/>
+        <w:numPr>
+          <w:ilvl w:val="0"/>
+          <w:numId w:val="9"/>
+        </w:numPr>
+        <w:autoSpaceDE w:val="0"/>
+        <w:autoSpaceDN w:val="0"/>
+        <w:adjustRightInd w:val="0"/>
+        <w:rPr>
+          <w:rFonts w:ascii="Times New Roman" w:hAnsi="Times New Roman" w:cs="Times New Roman"/>
+          <w:color w:val="000000" w:themeColor="text1"/>
+        </w:rPr>
+      </w:pPr>
+      <w:r>
+        <w:rPr>
+          <w:rFonts w:ascii="Times New Roman" w:hAnsi="Times New Roman" w:cs="Times New Roman"/>
+          <w:color w:val="000000" w:themeColor="text1"/>
+        </w:rPr>
+        <w:t xml:space="preserve">(8 pts) List and describe two key microstructural phenomena that are unique to MOX fuels. </w:t>
+      </w:r>
+    </w:p>
+    <w:p>
+      <w:pPr>
+        <w:pStyle w:val="ListParagraph"/>
+        <w:rPr>
+          <w:rFonts w:ascii="Times New Roman" w:hAnsi="Times New Roman" w:cs="Times New Roman"/>
+          <w:color w:val="000000" w:themeColor="text1"/>
+        </w:rPr>
+      </w:pPr>
+    </w:p>
+    <w:p>
+      <w:pPr>
+        <w:pStyle w:val="ListParagraph"/>
+        <w:rPr>
+          <w:rFonts w:ascii="Times New Roman" w:hAnsi="Times New Roman" w:cs="Times New Roman"/>
+          <w:color w:val="000000" w:themeColor="text1"/>
+        </w:rPr>
+      </w:pPr>
+    </w:p>
+    <w:p>
+      <w:pPr>
+        <w:pStyle w:val="ListParagraph"/>
+        <w:rPr>
+          <w:rFonts w:ascii="Times New Roman" w:hAnsi="Times New Roman" w:cs="Times New Roman"/>
+          <w:color w:val="000000" w:themeColor="text1"/>
+        </w:rPr>
+      </w:pPr>
+    </w:p>
+    <w:p>
+      <w:pPr>
+        <w:autoSpaceDE w:val="0"/>
+        <w:autoSpaceDN w:val="0"/>
+        <w:adjustRightInd w:val="0"/>
+        <w:rPr>
+          <w:rFonts w:ascii="Times New Roman" w:hAnsi="Times New Roman" w:cs="Times New Roman"/>
+          <w:color w:val="000000" w:themeColor="text1"/>
+        </w:rPr>
+      </w:pPr>
     </w:p>
     <w:p>
       <w:pPr>
